--- a/docs/마이마이_메일_2건_2026-08-13.docx
+++ b/docs/마이마이_메일_2건_2026-08-13.docx
@@ -170,7 +170,7 @@
           <w:color w:val="C00000"/>
           <w:sz w:val="22"/>
         </w:rPr>
-        <w:t>Subject:  Teacher's Page — today's fixes are now live, please check 3 things</w:t>
+        <w:t>Subject:  You were right about the duplicated pages — fixed, please check</w:t>
       </w:r>
     </w:p>
     <w:p>
@@ -226,7 +226,7 @@
           <w:b/>
           <w:sz w:val="21"/>
         </w:rPr>
-        <w:t xml:space="preserve">First, an apology. </w:t>
+        <w:t xml:space="preserve">First, an apology — twice over. </w:t>
       </w:r>
       <w:r>
         <w:rPr>
@@ -234,7 +234,7 @@
           <w:b w:val="0"/>
           <w:sz w:val="21"/>
         </w:rPr>
-        <w:t xml:space="preserve">When you tested the textbooks and told us they were still slow, </w:t>
+        <w:t xml:space="preserve">When you first told us the textbooks were still slow, the fixes were not actually live yet, so you were testing the old version. And then it turned out we had been chasing the wrong problem entirely: </w:t>
       </w:r>
       <w:r>
         <w:rPr>
@@ -242,7 +242,7 @@
           <w:b/>
           <w:sz w:val="21"/>
         </w:rPr>
-        <w:t>the fixes were not actually live yet.</w:t>
+        <w:t>the books were never slow. They were duplicated.</w:t>
       </w:r>
       <w:r>
         <w:rPr>
@@ -250,7 +250,7 @@
           <w:b w:val="0"/>
           <w:sz w:val="21"/>
         </w:rPr>
-        <w:t xml:space="preserve"> They were finished but not yet released, so you were still using the old version. That was our mistake, not yours — and your answer sheet actually showed it: everything from Aug 12 and earlier was ticked, and only the four Aug 13 items were blank.</w:t>
+        <w:t xml:space="preserve"> You told us exactly that, with exact numbers, and you were right. Thank you for pushing back instead of letting it go.</w:t>
       </w:r>
     </w:p>
     <w:p>
@@ -263,7 +263,7 @@
           <w:b/>
           <w:sz w:val="21"/>
         </w:rPr>
-        <w:t>Everything is now live</w:t>
+        <w:t>Everything below is now live.</w:t>
       </w:r>
       <w:r>
         <w:rPr>
@@ -271,7 +271,7 @@
           <w:b w:val="0"/>
           <w:sz w:val="21"/>
         </w:rPr>
-        <w:t xml:space="preserve"> (released today). Could you please check these three things when you get a chance?</w:t>
+        <w:t xml:space="preserve"> Could you please check these three things when you get a chance?</w:t>
       </w:r>
     </w:p>
     <w:p>
@@ -286,22 +286,105 @@
           <w:color w:val="1F3864"/>
           <w:sz w:val="23"/>
         </w:rPr>
-        <w:t>1.  Are the textbooks faster now?</w:t>
+        <w:t>1.  Do the books now have the correct number of pages?</w:t>
       </w:r>
     </w:p>
     <w:p>
       <w:pPr>
-        <w:spacing w:before="0" w:after="60" w:line="312" w:lineRule="auto"/>
+        <w:spacing w:before="0" w:after="80" w:line="312" w:lineRule="auto"/>
+        <w:ind w:left="283"/>
+      </w:pPr>
+      <w:r>
+        <w:rPr>
+          <w:rFonts w:ascii="Malgun Gothic" w:hAnsi="Malgun Gothic" w:eastAsia="Malgun Gothic"/>
+          <w:b/>
+          <w:sz w:val="21"/>
+        </w:rPr>
+        <w:t xml:space="preserve">You were right, and we were wrong. </w:t>
+      </w:r>
+      <w:r>
+        <w:rPr>
+          <w:rFonts w:ascii="Malgun Gothic" w:hAnsi="Malgun Gothic" w:eastAsia="Malgun Gothic"/>
+          <w:b w:val="0"/>
+          <w:sz w:val="21"/>
+        </w:rPr>
+        <w:t xml:space="preserve">We had assumed the books were slow to load, and we spent yesterday making them load faster. Then you wrote </w:t>
+      </w:r>
+      <w:r>
+        <w:rPr>
+          <w:rFonts w:ascii="Malgun Gothic" w:hAnsi="Malgun Gothic" w:eastAsia="Malgun Gothic"/>
+          <w:b/>
+          <w:sz w:val="21"/>
+        </w:rPr>
+        <w:t>"THE BOOK IS NOT SLOW ONLY THAT THE PAGES AT THE LIBRARY TRIPLED OR DOUBLED"</w:t>
+      </w:r>
+      <w:r>
+        <w:rPr>
+          <w:rFonts w:ascii="Malgun Gothic" w:hAnsi="Malgun Gothic" w:eastAsia="Malgun Gothic"/>
+          <w:b w:val="0"/>
+          <w:sz w:val="21"/>
+        </w:rPr>
+        <w:t xml:space="preserve"> — and that was the real problem all along.</w:t>
+      </w:r>
+    </w:p>
+    <w:p>
+      <w:pPr>
+        <w:spacing w:before="0" w:after="80" w:line="312" w:lineRule="auto"/>
         <w:ind w:left="283"/>
       </w:pPr>
       <w:r>
         <w:rPr>
           <w:rFonts w:ascii="Malgun Gothic" w:hAnsi="Malgun Gothic" w:eastAsia="Malgun Gothic"/>
           <w:b w:val="0"/>
-          <w:i w:val="0"/>
           <w:sz w:val="21"/>
         </w:rPr>
-        <w:t>This is the first real test of the fix. We found the true cause: each page is a separate file, so every time you pressed ▶ your computer downloaded a brand-new file. We now load 3 pages ahead instead of 1, and we also keep the textbooks on a server closer to you, so the second teacher who opens the same book does not have to fetch it from Korea again.</w:t>
+        <w:t xml:space="preserve">We checked the database and your numbers were exact. </w:t>
+      </w:r>
+      <w:r>
+        <w:rPr>
+          <w:rFonts w:ascii="Malgun Gothic" w:hAnsi="Malgun Gothic" w:eastAsia="Malgun Gothic"/>
+          <w:b/>
+          <w:sz w:val="21"/>
+        </w:rPr>
+        <w:t>BTS 1 001 had 115 pages in the library, but only 23 of them were real</w:t>
+      </w:r>
+      <w:r>
+        <w:rPr>
+          <w:rFonts w:ascii="Malgun Gothic" w:hAnsi="Malgun Gothic" w:eastAsia="Malgun Gothic"/>
+          <w:b w:val="0"/>
+          <w:sz w:val="21"/>
+        </w:rPr>
+        <w:t xml:space="preserve"> — the rest were the same pages uploaded over and over. Across the whole library, 38,922 pages were really only 17,170. Some books were duplicated 5 times.</w:t>
+      </w:r>
+    </w:p>
+    <w:p>
+      <w:pPr>
+        <w:spacing w:before="0" w:after="80" w:line="312" w:lineRule="auto"/>
+        <w:ind w:left="283"/>
+      </w:pPr>
+      <w:r>
+        <w:rPr>
+          <w:rFonts w:ascii="Malgun Gothic" w:hAnsi="Malgun Gothic" w:eastAsia="Malgun Gothic"/>
+          <w:b/>
+          <w:sz w:val="21"/>
+        </w:rPr>
+        <w:t xml:space="preserve">We have now removed the duplicates. </w:t>
+      </w:r>
+      <w:r>
+        <w:rPr>
+          <w:rFonts w:ascii="Malgun Gothic" w:hAnsi="Malgun Gothic" w:eastAsia="Malgun Gothic"/>
+          <w:b w:val="0"/>
+          <w:sz w:val="21"/>
+        </w:rPr>
+        <w:t xml:space="preserve">BTS 1 001 is 23 pages. BTS 2 went from 762 pages down to 246. </w:t>
+      </w:r>
+      <w:r>
+        <w:rPr>
+          <w:rFonts w:ascii="Malgun Gothic" w:hAnsi="Malgun Gothic" w:eastAsia="Malgun Gothic"/>
+          <w:b w:val="0"/>
+          <w:sz w:val="21"/>
+        </w:rPr>
+        <w:t>Nothing was deleted — every file is still stored, and we can put any of it back instantly. We also fixed the uploader so that uploading the same book twice can no longer double it.</w:t>
       </w:r>
     </w:p>
     <w:p>
@@ -316,7 +399,7 @@
           <w:b w:val="0"/>
           <w:sz w:val="20"/>
         </w:rPr>
-        <w:t xml:space="preserve">👉 It gets faster the more a book is used, so please try it for a day before judging. If it is still slow, please tell me </w:t>
+        <w:t xml:space="preserve">👉 Please open a few books and tell me whether the page counts look right now. If any book still looks doubled, just tell me </w:t>
       </w:r>
       <w:r>
         <w:rPr>
@@ -324,7 +407,7 @@
           <w:b/>
           <w:sz w:val="20"/>
         </w:rPr>
-        <w:t>which book</w:t>
+        <w:t>the book name</w:t>
       </w:r>
       <w:r>
         <w:rPr>
@@ -332,23 +415,7 @@
           <w:b w:val="0"/>
           <w:sz w:val="20"/>
         </w:rPr>
-        <w:t xml:space="preserve"> and roughly </w:t>
-      </w:r>
-      <w:r>
-        <w:rPr>
-          <w:rFonts w:ascii="Malgun Gothic" w:hAnsi="Malgun Gothic" w:eastAsia="Malgun Gothic"/>
-          <w:b/>
-          <w:sz w:val="20"/>
-        </w:rPr>
-        <w:t>what time</w:t>
-      </w:r>
-      <w:r>
-        <w:rPr>
-          <w:rFonts w:ascii="Malgun Gothic" w:hAnsi="Malgun Gothic" w:eastAsia="Malgun Gothic"/>
-          <w:b w:val="0"/>
-          <w:sz w:val="20"/>
-        </w:rPr>
-        <w:t xml:space="preserve"> — we can find it in the logs.</w:t>
+        <w:t xml:space="preserve"> — I can check it directly.</w:t>
       </w:r>
     </w:p>
     <w:p>
